--- a/数据处理规则.docx
+++ b/数据处理规则.docx
@@ -2214,6 +2214,16 @@
           <w:b w:val="0"/>
           <w:sz w:val="24"/>
         </w:rPr>
+        <w:t>**nan 标红**：文本中出现 `nan` 字样（源数据社区/地址等字段缺失导致）时，对该“nan”文字单独设置红色背景（填充色 FF0000），其余文字正常。</w:t>
+      </w:r>
+    </w:p>
+    <w:p>
+      <w:r>
+        <w:rPr>
+          <w:rFonts w:ascii="Times New Roman" w:hAnsi="Times New Roman" w:eastAsia="仿宋_GB2312"/>
+          <w:b w:val="0"/>
+          <w:sz w:val="24"/>
+        </w:rPr>
         <w:t>---</w:t>
       </w:r>
     </w:p>
@@ -2234,7 +2244,7 @@
           <w:b/>
           <w:sz w:val="26"/>
         </w:rPr>
-        <w:t>12.1 村居一览表 Excel（5 sheet）</w:t>
+        <w:t>12.1 村居一览表 Excel（6 sheet）</w:t>
       </w:r>
     </w:p>
     <w:tbl>
@@ -2494,6 +2504,53 @@
                 <w:rFonts w:ascii="Times New Roman" w:hAnsi="Times New Roman" w:eastAsia="仿宋_GB2312"/>
                 <w:sz w:val="21"/>
               </w:rPr>
+              <w:t>地址-供审核</w:t>
+            </w:r>
+          </w:p>
+        </w:tc>
+        <w:tc>
+          <w:tcPr>
+            <w:tcW w:type="dxa" w:w="2880"/>
+          </w:tcPr>
+          <w:p>
+            <w:r/>
+            <w:r>
+              <w:rPr>
+                <w:rFonts w:ascii="Times New Roman" w:hAnsi="Times New Roman" w:eastAsia="仿宋_GB2312"/>
+                <w:sz w:val="21"/>
+              </w:rPr>
+              <w:t>整合表中“地市/区县/社区村居”空白条目 + 经过最小地址区分处理（§11）的行，两部分之间空一行</w:t>
+            </w:r>
+          </w:p>
+        </w:tc>
+        <w:tc>
+          <w:tcPr>
+            <w:tcW w:type="dxa" w:w="2880"/>
+          </w:tcPr>
+          <w:p>
+            <w:r/>
+            <w:r>
+              <w:rPr>
+                <w:rFonts w:ascii="Times New Roman" w:hAnsi="Times New Roman" w:eastAsia="仿宋_GB2312"/>
+                <w:sz w:val="21"/>
+              </w:rPr>
+              <w:t>地市、区县、街道、监测地点、ADI*、BI*、监测地点（地图）、监测地点（手填）、审核原因</w:t>
+            </w:r>
+          </w:p>
+        </w:tc>
+      </w:tr>
+      <w:tr>
+        <w:tc>
+          <w:tcPr>
+            <w:tcW w:type="dxa" w:w="2880"/>
+          </w:tcPr>
+          <w:p>
+            <w:r/>
+            <w:r>
+              <w:rPr>
+                <w:rFonts w:ascii="Times New Roman" w:hAnsi="Times New Roman" w:eastAsia="仿宋_GB2312"/>
+                <w:sz w:val="21"/>
+              </w:rPr>
               <w:t>删除数据情况说明</w:t>
             </w:r>
           </w:p>
@@ -2547,7 +2604,7 @@
           <w:b w:val="0"/>
           <w:sz w:val="24"/>
         </w:rPr>
-        <w:t>**格式**：BI*/ADI* 数值列按风险等级着色（安全 92D050 绿 / 低 FFFF00 黄 / 中 FFC000 橘 / 高 FF0000 红）；整合表缺失项 `/` 背景同安全绿；**整合表中出现“nan”字样的行（可见列 地市/区县/街道/监测地点 字面含 `nan`，如源数据社区缺失导致的监测地点 `nan（核心区）`）整行背景标红（FF0000）**；BI表/ADI表字号 14，**整合表小四(12)、标题行加粗、有内容单元格全框线**；地市列纵向合并；所有单元格居中；中文字体 仿宋_GB2312、英文 Times New Roman。</w:t>
+        <w:t>**格式**：BI*/ADI* 数值列按风险等级着色（安全 92D050 绿 / 低 FFFF00 黄 / 中 FFC000 橘 / 高 FF0000 红）；整合表缺失项 `/` 背景同安全绿；**整合表中出现“nan”字样的行（可见列 地市/区县/街道/监测地点 字面含 `nan`，如源数据社区缺失导致的监测地点 `nan（核心区）`）整行背景标红（FF0000）**；**地址-供审核**：空白条目审核原因“地址列存在空白”，最小地址区分行整行浅红 FFC7CE、审核原因“经过最小地址区分，需要审核”；BI表/ADI表字号 14，**整合表小四(12)、标题行加粗、有内容单元格全框线**；地市列纵向合并；所有单元格居中；中文字体 仿宋_GB2312、英文 Times New Roman。</w:t>
       </w:r>
     </w:p>
     <w:p>

--- a/数据处理规则.docx
+++ b/数据处理规则.docx
@@ -2604,7 +2604,7 @@
           <w:b w:val="0"/>
           <w:sz w:val="24"/>
         </w:rPr>
-        <w:t>**格式**：BI*/ADI* 数值列按风险等级着色（安全 92D050 绿 / 低 FFFF00 黄 / 中 FFC000 橘 / 高 FF0000 红）；整合表缺失项 `/` 背景同安全绿；**整合表中出现“nan”字样的行（可见列 地市/区县/街道/监测地点 字面含 `nan`，如源数据社区缺失导致的监测地点 `nan（核心区）`）整行背景标红（FF0000）**；**地址-供审核**：空白条目审核原因“地址列存在空白”，最小地址区分行整行浅红 FFC7CE、审核原因“经过最小地址区分，需要审核”；BI表/ADI表字号 14，**整合表小四(12)、标题行加粗、有内容单元格全框线**；地市列纵向合并；所有单元格居中；中文字体 仿宋_GB2312、英文 Times New Roman。</w:t>
+        <w:t>**格式**：BI*/ADI* 数值列按风险等级着色（安全 92D050 绿 / 低 FFFF00 黄 / 中 FFC000 橘 / 高 FF0000 红）；整合表缺失项 `/` 背景同安全绿；**整合表中出现“nan”字样的行，其 区县/街道/监测地点 三列背景标红（FF0000），其余列保持原格式**；**地址-供审核**：空白条目审核原因“地址列存在空白”，最小地址区分行 区县/街道/监测地点 三列浅红 FFC7CE、审核原因“经过最小地址区分，需要审核”；BI表/ADI表字号 14，**整合表小四(12)、标题行加粗、有内容单元格全框线**；地市列纵向合并；所有单元格居中；中文字体 仿宋_GB2312、英文 Times New Roman。</w:t>
       </w:r>
     </w:p>
     <w:p>

--- a/数据处理规则.docx
+++ b/数据处理规则.docx
@@ -2204,7 +2204,7 @@
           <w:b w:val="0"/>
           <w:sz w:val="24"/>
         </w:rPr>
-        <w:t>**风险列表段**：高 → 中 → 低；某等级数量为 0 不输出；元素 `{地市+市}{区县}{街道}{监测地点}（{值}）`，区县为“市辖区”（东莞/中山）时删除区县段位；组内按值从高到低。</w:t>
+        <w:t>**风险列表段**：高 → 中 → 低；某等级数量为 0 不输出；元素 `{地市+市}{区县}{街道}{监测地点}（{值}，第{N}天）`（N=监测天数，规则见 §12.1），区县为“市辖区”（东莞/中山）时删除区县段位；组内按值从高到低。</w:t>
       </w:r>
     </w:p>
     <w:p>
@@ -2595,6 +2595,16 @@
           <w:sz w:val="24"/>
         </w:rPr>
         <w:t>区县按显示口径（去“市/县/区”后缀；东莞/中山“市辖区”显示“-”）。</w:t>
+      </w:r>
+    </w:p>
+    <w:p>
+      <w:r>
+        <w:rPr>
+          <w:rFonts w:ascii="Times New Roman" w:hAnsi="Times New Roman" w:eastAsia="仿宋_GB2312"/>
+          <w:b w:val="0"/>
+          <w:sz w:val="24"/>
+        </w:rPr>
+        <w:t>**监测天数**（D63）：监测天数 N 以**距末例天数**为准；若距末例天数&gt;40000 则以**距首例天数**；若距首例天数也&gt;40000 则按 (地市-区/县/市-街道/乡/镇, 社区/村居, **监测方法**) 从 P1 处理前该点对应监测方法且监测指标值不为空的记录确定“最初监测日期”（最近一次中断后重新开始）到输入日期的间隔天数。**BI 表（BI≥5）/ADI 表（ADI&gt;2）超限行**的“监测地点”追加“（第N天）”；**整合表**先按基础监测地点（不含天数）外连接，展示监测地点以“有监测天数的侧”为准——两侧都超限且天数不同取**天数较大**者，仅一侧超限用该侧，均不超限不带天数。</w:t>
       </w:r>
     </w:p>
     <w:p>

--- a/数据处理规则.docx
+++ b/数据处理规则.docx
@@ -1401,6 +1401,16 @@
           <w:sz w:val="24"/>
         </w:rPr>
         <w:t>规则：去掉前缀“广东省”→ 按 21 地市固定顺序匹配 `{地市名}市` → 用正则 `^(市辖区|.+?区|.+?县|.+?市)` 取区县前缀 → 余下为街道；若街道以区县名开头（如“端州区黄岗街道”）则去掉该前缀。</w:t>
+      </w:r>
+    </w:p>
+    <w:p>
+      <w:r>
+        <w:rPr>
+          <w:rFonts w:ascii="Times New Roman" w:hAnsi="Times New Roman" w:eastAsia="仿宋_GB2312"/>
+          <w:b w:val="0"/>
+          <w:sz w:val="24"/>
+        </w:rPr>
+        <w:t>**回退（D64）**：上述主规则在街道名中含“区/县/市”字（如“……高新技术产业开发区”）时可能把整串误当区县、街道为空而失败；此时取去掉地市后剩余串中**最短**的“区/县/市”结尾前缀为区县，街道 = 剩余字段（例：`肇庆市四会市肇庆高新技术产业开发区` → 区县=四会市、街道=肇庆高新技术产业开发区）。</w:t>
       </w:r>
     </w:p>
     <w:p>

--- a/数据处理规则.docx
+++ b/数据处理规则.docx
@@ -2624,6 +2624,16 @@
           <w:b w:val="0"/>
           <w:sz w:val="24"/>
         </w:rPr>
+        <w:t>**整合表同点合并（D65）**：BI 与 ADI 侧 (地市,区县,街道,社区/村居,防控区类型) 一致，且基础数据集“监测地址（地图定位版）”“监测地址（手填）”两列均一致，即使“监测地点”文本不同（如 BI“龙田社区（核心区）” vs ADI“龙田社区（阳光锦府）（核心区）”）也视为同一监测点合并到整合表同一行，该行监测地点取**字段较长**者。</w:t>
+      </w:r>
+    </w:p>
+    <w:p>
+      <w:r>
+        <w:rPr>
+          <w:rFonts w:ascii="Times New Roman" w:hAnsi="Times New Roman" w:eastAsia="仿宋_GB2312"/>
+          <w:b w:val="0"/>
+          <w:sz w:val="24"/>
+        </w:rPr>
         <w:t>**格式**：BI*/ADI* 数值列按风险等级着色（安全 92D050 绿 / 低 FFFF00 黄 / 中 FFC000 橘 / 高 FF0000 红）；整合表缺失项 `/` 背景同安全绿；**整合表中出现“nan”字样的行，其 区县/街道/监测地点 三列背景标红（FF0000），其余列保持原格式**；**地址-供审核**：空白条目审核原因“地址列存在空白”，最小地址区分行 区县/街道/监测地点 三列浅红 FFC7CE、审核原因“经过最小地址区分，需要审核”；BI表/ADI表字号 14，**整合表小四(12)、标题行加粗、有内容单元格全框线**；地市列纵向合并；所有单元格居中；中文字体 仿宋_GB2312、英文 Times New Roman。</w:t>
       </w:r>
     </w:p>

--- a/数据处理规则.docx
+++ b/数据处理规则.docx
@@ -1650,6 +1650,16 @@
           <w:b w:val="0"/>
           <w:sz w:val="24"/>
         </w:rPr>
+        <w:t>7. **删除“工作地：/居住地：”前缀（D66）**：两监测地址字段出现“工作地：/居住地：”前缀字样时，最终监测地点中删除此前缀（如 `大镇社区（工作地：智讯电子厂）（核心区）` → `大镇社区（智讯电子厂）（核心区）`）。</w:t>
+      </w:r>
+    </w:p>
+    <w:p>
+      <w:r>
+        <w:rPr>
+          <w:rFonts w:ascii="Times New Roman" w:hAnsi="Times New Roman" w:eastAsia="仿宋_GB2312"/>
+          <w:b w:val="0"/>
+          <w:sz w:val="24"/>
+        </w:rPr>
         <w:t>---</w:t>
       </w:r>
     </w:p>
@@ -2467,7 +2477,7 @@
                 <w:rFonts w:ascii="Times New Roman" w:hAnsi="Times New Roman" w:eastAsia="仿宋_GB2312"/>
                 <w:sz w:val="21"/>
               </w:rPr>
-              <w:t>社区村居字段过长-供审核</w:t>
+              <w:t>地址字段过长过短-供审核</w:t>
             </w:r>
           </w:p>
         </w:tc>
@@ -2482,7 +2492,7 @@
                 <w:rFonts w:ascii="Times New Roman" w:hAnsi="Times New Roman" w:eastAsia="仿宋_GB2312"/>
                 <w:sz w:val="21"/>
               </w:rPr>
-              <w:t>整合表中其基础数据集“社区/村居”≥6 个汉字的记录，列同整合表、格式同整合表</w:t>
+              <w:t>过长段：整合表中 区县/街道/社区村居 任一 ≥6 汉字；空一行后过短段：区县/街道/社区村居 字数≤1 含空（浅红 FFC7CE）；判定用原始字段</w:t>
             </w:r>
           </w:p>
         </w:tc>

--- a/数据处理规则.docx
+++ b/数据处理规则.docx
@@ -2492,7 +2492,7 @@
                 <w:rFonts w:ascii="Times New Roman" w:hAnsi="Times New Roman" w:eastAsia="仿宋_GB2312"/>
                 <w:sz w:val="21"/>
               </w:rPr>
-              <w:t>过长段：整合表中 区县/街道/社区村居 任一 ≥6 汉字；空一行后过短段：区县/街道/社区村居 字数≤1 含空（浅红 FFC7CE）；判定用原始字段</w:t>
+              <w:t>过长段：整合表中 社区/村居 ≥6 汉字 或最终 区县/街道 汉字数≥6；空一行后过短段：最终 区县或街道 字数≤1 含空（浅红 FFC7CE，区县“-”市辖区除外）</w:t>
             </w:r>
           </w:p>
         </w:tc>

--- a/数据处理规则.docx
+++ b/数据处理规则.docx
@@ -1600,7 +1600,7 @@
           <w:b w:val="0"/>
           <w:sz w:val="24"/>
         </w:rPr>
-        <w:t>2. 清理地址：循环删除与“地市-区/县/市-街道/乡/镇”、社区/村居 相同的连续子串（先删长者）；</w:t>
+        <w:t>2. 清理地址：循环删除与“地市-区/县/市-街道/乡/镇”、社区/村居 相同的连续子串（先删长者）；并删除残留的省级“广东省”（D67，如 `立德村（广东省）` → 应为 `立德村（坟埕巷（老厝））`）；</w:t>
       </w:r>
     </w:p>
     <w:p>

--- a/数据处理规则.docx
+++ b/数据处理规则.docx
@@ -2614,7 +2614,7 @@
           <w:b w:val="0"/>
           <w:sz w:val="24"/>
         </w:rPr>
-        <w:t>区县按显示口径（去“市/县/区”后缀；东莞/中山“市辖区”显示“-”）。</w:t>
+        <w:t>区县按显示口径（去“市/县/区”后缀；东莞/中山“市辖区”显示“-”；**例外：原始区县为“城区”时保留“城区”，不去“区”字**，D68）。</w:t>
       </w:r>
     </w:p>
     <w:p>

--- a/数据处理规则.docx
+++ b/数据处理规则.docx
@@ -2204,7 +2204,7 @@
           <w:b w:val="0"/>
           <w:sz w:val="24"/>
         </w:rPr>
-        <w:t>县区数 = 不重复区县名（东莞/中山“市辖区”合并为 1）；镇街数 = (地市,街道) 去重；监测点数 = (街道,监测地点) 去重；总数 = 记录数；</w:t>
+        <w:t>县区数 = 不重复区县名（**东莞/中山“市辖区”不计算在内**，D69）；镇街数 = (地市,街道) 去重；监测点数 = (街道,监测地点) 去重；总数 = 记录数；</w:t>
       </w:r>
     </w:p>
     <w:p>

--- a/数据处理规则.docx
+++ b/数据处理规则.docx
@@ -59,7 +59,7 @@
           <w:b w:val="0"/>
           <w:sz w:val="24"/>
         </w:rPr>
-        <w:t>程序读取**总库表**（必需）与**飞行监测表**（可选），按输入的目标日期筛选处理，最终输出 **4 个文件**：</w:t>
+        <w:t>程序读取**总库表**（必需）、**广州市表**（可选，总库中广州市数据以此为准，D70）与**飞行监测表**（可选），按输入的目标日期筛选处理，最终输出 **4 个文件**：</w:t>
       </w:r>
     </w:p>
     <w:tbl>
@@ -279,7 +279,97 @@
           <w:b w:val="0"/>
           <w:sz w:val="24"/>
         </w:rPr>
-        <w:t>界面要求：**需包含所有监测日期并补充广州市街道数据的总库表**（即含该监测点的完整历史监测记录，用于 P6 乱码规则判定“最初监测日期”）。</w:t>
+        <w:t>界面要求：**需包含所有监测日期**（即含该监测点的完整历史监测记录，用于 P6 乱码规则判定“最初监测日期”）。</w:t>
+      </w:r>
+    </w:p>
+    <w:p>
+      <w:r>
+        <w:rPr>
+          <w:rFonts w:ascii="Times New Roman" w:hAnsi="Times New Roman" w:eastAsia="仿宋_GB2312"/>
+          <w:b/>
+          <w:sz w:val="26"/>
+        </w:rPr>
+        <w:t>2.1.1 广州市表（可选输入，D70）</w:t>
+      </w:r>
+    </w:p>
+    <w:p>
+      <w:r>
+        <w:rPr>
+          <w:rFonts w:ascii="Times New Roman" w:hAnsi="Times New Roman" w:eastAsia="仿宋_GB2312"/>
+          <w:b w:val="0"/>
+          <w:sz w:val="24"/>
+        </w:rPr>
+        <w:t>界面要求：**需包含所有监测日期**。</w:t>
+      </w:r>
+    </w:p>
+    <w:p>
+      <w:r>
+        <w:rPr>
+          <w:rFonts w:ascii="Times New Roman" w:hAnsi="Times New Roman" w:eastAsia="仿宋_GB2312"/>
+          <w:b w:val="0"/>
+          <w:sz w:val="24"/>
+        </w:rPr>
+        <w:t>提供后，**总库中“广州市”相关数据以广州市表为准**：先剔除总库中地市为广州的行（按“地市”列或“地市-区/县/市-街道/乡/镇”解析判定），再并入广州市表的行；**其余地市数据处理不变**。</w:t>
+      </w:r>
+    </w:p>
+    <w:p>
+      <w:r>
+        <w:rPr>
+          <w:rFonts w:ascii="Times New Roman" w:hAnsi="Times New Roman" w:eastAsia="仿宋_GB2312"/>
+          <w:b w:val="0"/>
+          <w:sz w:val="24"/>
+        </w:rPr>
+        <w:t>广州市表通常**没有**“距首例/末例天数（自动计算）”列，程序按下述规则补算（以输入的目标日期为基准）：</w:t>
+      </w:r>
+    </w:p>
+    <w:p>
+      <w:r>
+        <w:rPr>
+          <w:rFonts w:ascii="Times New Roman" w:hAnsi="Times New Roman" w:eastAsia="仿宋_GB2312"/>
+          <w:b w:val="0"/>
+          <w:sz w:val="24"/>
+        </w:rPr>
+        <w:t>1. 距末例天数 = 输入日期 − 末例病例报告时间（天）；</w:t>
+      </w:r>
+    </w:p>
+    <w:p>
+      <w:r>
+        <w:rPr>
+          <w:rFonts w:ascii="Times New Roman" w:hAnsi="Times New Roman" w:eastAsia="仿宋_GB2312"/>
+          <w:b w:val="0"/>
+          <w:sz w:val="24"/>
+        </w:rPr>
+        <w:t>2. 无末例时间 → 距末例天数 = 输入日期 − 首例病例报告时间（天）；</w:t>
+      </w:r>
+    </w:p>
+    <w:p>
+      <w:r>
+        <w:rPr>
+          <w:rFonts w:ascii="Times New Roman" w:hAnsi="Times New Roman" w:eastAsia="仿宋_GB2312"/>
+          <w:b w:val="0"/>
+          <w:sz w:val="24"/>
+        </w:rPr>
+        <w:t>3. 首末例时间都没有 → 距末例天数与距首例天数均置 **40001**（&gt;40000，触发 P6 乱码规则：按“最初监测日期”到输入日期的间隔判定）；</w:t>
+      </w:r>
+    </w:p>
+    <w:p>
+      <w:r>
+        <w:rPr>
+          <w:rFonts w:ascii="Times New Roman" w:hAnsi="Times New Roman" w:eastAsia="仿宋_GB2312"/>
+          <w:b w:val="0"/>
+          <w:sz w:val="24"/>
+        </w:rPr>
+        <w:t>4. 距首例天数 = 输入日期 − 首例病例报告时间（天），无首例则置 40001；</w:t>
+      </w:r>
+    </w:p>
+    <w:p>
+      <w:r>
+        <w:rPr>
+          <w:rFonts w:ascii="Times New Roman" w:hAnsi="Times New Roman" w:eastAsia="仿宋_GB2312"/>
+          <w:b w:val="0"/>
+          <w:sz w:val="24"/>
+        </w:rPr>
+        <w:t>5. 最终按 P6 保留**距末例天数 ≤5**（或乱码规则下间隔 ≤5）的数据。</w:t>
       </w:r>
     </w:p>
     <w:p>

--- a/数据处理规则.docx
+++ b/数据处理规则.docx
@@ -349,7 +349,7 @@
           <w:b w:val="0"/>
           <w:sz w:val="24"/>
         </w:rPr>
-        <w:t>3. 首末例时间都没有 → 距末例天数与距首例天数均置 **40001**（&gt;40000，触发 P6 乱码规则：按“最初监测日期”到输入日期的间隔判定）；</w:t>
+        <w:t>3. 首末例时间都没有 → 距末例天数与距首例天数均置 **40001**（&gt;40000，触发 P6 乱码规则：按“该点最后病例报告时间”到输入日期的间隔判定，D71）；</w:t>
       </w:r>
     </w:p>
     <w:p>
@@ -1174,7 +1174,7 @@
                 <w:rFonts w:ascii="Times New Roman" w:hAnsi="Times New Roman" w:eastAsia="仿宋_GB2312"/>
                 <w:sz w:val="21"/>
               </w:rPr>
-              <w:t>距末例天数：≤5 或 &gt;40000 保留（负值、0 视为 ≤5）；其中 &gt;40000 的记录仅保留 距首例天数 ≤5 或 &gt;40000 的；**末例&gt;40000 且 首例&gt;40000（乱码）** 的记录按“最初监测日期”判定（见下）</w:t>
+              <w:t>距末例天数：≤5 或 &gt;40000 保留（负值、0 视为 ≤5）；其中 &gt;40000 的记录仅保留 距首例天数 ≤5 或 &gt;40000 的；**末例&gt;40000 且 首例&gt;40000（乱码）** 的记录按“该点最后病例报告时间”（D71，见下）判定</w:t>
             </w:r>
           </w:p>
         </w:tc>
@@ -1390,7 +1390,7 @@
           <w:b/>
           <w:sz w:val="26"/>
         </w:rPr>
-        <w:t>P6 乱码规则（“最初监测日期”判定）</w:t>
+        <w:t>P6 乱码规则（“最初监测时间”判定，D71）</w:t>
       </w:r>
     </w:p>
     <w:p>
@@ -1400,7 +1400,7 @@
           <w:b w:val="0"/>
           <w:sz w:val="24"/>
         </w:rPr>
-        <w:t>适用：距末例天数 &gt; 40000 **且** 距首例天数 &gt; 40000 的记录（两值均为异常大数，视为无病例/历史久远）。</w:t>
+        <w:t>适用：距末例天数 &gt; 40000 **且** 距首例天数 &gt; 40000 的记录（两值均为异常大数，通常即该行 首例/末例病例报告时间为空）。</w:t>
       </w:r>
     </w:p>
     <w:p>
@@ -1410,7 +1410,7 @@
           <w:b w:val="0"/>
           <w:sz w:val="24"/>
         </w:rPr>
-        <w:t>判定：</w:t>
+        <w:t>判定（**优先方案，D71**）：</w:t>
       </w:r>
     </w:p>
     <w:p>
@@ -1420,7 +1420,7 @@
           <w:b w:val="0"/>
           <w:sz w:val="24"/>
         </w:rPr>
-        <w:t>1. 从 **P1 处理前**的源数据中，取该点（同一“地市-区/县/市-街道/乡/镇”+“社区/村居”）**对应监测方法**且**监测指标值不为空**的记录；</w:t>
+        <w:t>1. 取**该点有记录的最后病例报告时间**：按 (地市-区/县/市-街道/乡/镇, 社区/村居) 归点，在该点全部记录的 `首例病例报告时间` 与 `末例病例报告时间` 两列中取**不晚于输入日期**的最大值，作为该点“最初监测时间”；</w:t>
       </w:r>
     </w:p>
     <w:p>
@@ -1430,7 +1430,7 @@
           <w:b w:val="0"/>
           <w:sz w:val="24"/>
         </w:rPr>
-        <w:t>2. 取这些记录的监测日期序列中，**最近一次中断（相邻日期差 &gt; 1 天）之后重新开始的日期**作为该点的“最初监测日期”（无中断则取最早监测日期）；</w:t>
+        <w:t>2. 计算该时间到**输入日期**的间隔天数：**≤ 5 天纳入、&gt; 5 天放弃**。</w:t>
       </w:r>
     </w:p>
     <w:p>
@@ -1440,7 +1440,7 @@
           <w:b w:val="0"/>
           <w:sz w:val="24"/>
         </w:rPr>
-        <w:t>3. 计算“最初监测日期”到**输入日期**的间隔天数：**≤ 5 天纳入、&gt; 5 天放弃**。</w:t>
+        <w:t>兜底（该点在输入日期及之前没有任何病例报告时间）：退回原方案——</w:t>
       </w:r>
     </w:p>
     <w:p>
@@ -1450,7 +1450,47 @@
           <w:b w:val="0"/>
           <w:sz w:val="24"/>
         </w:rPr>
-        <w:t>被放弃的行记入“删除数据情况说明”（原因：距末例天数不在范围内），并在“基础数据集”的乱码处理 sheet 中以**浅红色**标出。</w:t>
+        <w:t>1. 从 **P1 处理前**的源数据中，取该点**对应监测方法**且**监测指标值不为空**的记录；</w:t>
+      </w:r>
+    </w:p>
+    <w:p>
+      <w:r>
+        <w:rPr>
+          <w:rFonts w:ascii="Times New Roman" w:hAnsi="Times New Roman" w:eastAsia="仿宋_GB2312"/>
+          <w:b w:val="0"/>
+          <w:sz w:val="24"/>
+        </w:rPr>
+        <w:t>2. 取这些记录监测日期序列中**最近一次中断（相邻日期差 &gt; 1 天）之后重新开始的日期**作为“最初监测日期”；</w:t>
+      </w:r>
+    </w:p>
+    <w:p>
+      <w:r>
+        <w:rPr>
+          <w:rFonts w:ascii="Times New Roman" w:hAnsi="Times New Roman" w:eastAsia="仿宋_GB2312"/>
+          <w:b w:val="0"/>
+          <w:sz w:val="24"/>
+        </w:rPr>
+        <w:t>3. 同样按 ≤5 天纳入、&gt;5 天放弃。</w:t>
+      </w:r>
+    </w:p>
+    <w:p>
+      <w:r>
+        <w:rPr>
+          <w:rFonts w:ascii="Times New Roman" w:hAnsi="Times New Roman" w:eastAsia="仿宋_GB2312"/>
+          <w:b w:val="0"/>
+          <w:sz w:val="24"/>
+        </w:rPr>
+        <w:t>被放弃的行记入“删除数据情况说明”（原因：距末例天数不在范围内），并在“基础数据集”的乱码处理 sheet 中以**浅红色**标出（`最初监测日期` 列显示实际采用的“最初监测时间”）。</w:t>
+      </w:r>
+    </w:p>
+    <w:p>
+      <w:r>
+        <w:rPr>
+          <w:rFonts w:ascii="Times New Roman" w:hAnsi="Times New Roman" w:eastAsia="仿宋_GB2312"/>
+          <w:b w:val="0"/>
+          <w:sz w:val="24"/>
+        </w:rPr>
+        <w:t>规则依据：出现新病例后连续 5 天监测、之后每 3–5 天一次、总共至少 22 天；正常记录的纳入判据为“监测日期 − 末例日期 ≤ 5 天”，乱码记录因两列天数不可用，改以该点最后病例报告时间为基准等价判定。</w:t>
       </w:r>
     </w:p>
     <w:p>
@@ -2714,7 +2754,7 @@
           <w:b w:val="0"/>
           <w:sz w:val="24"/>
         </w:rPr>
-        <w:t>**监测天数**（D63）：监测天数 N 以**距末例天数**为准；若距末例天数&gt;40000 则以**距首例天数**；若距首例天数也&gt;40000 则按 (地市-区/县/市-街道/乡/镇, 社区/村居, **监测方法**) 从 P1 处理前该点对应监测方法且监测指标值不为空的记录确定“最初监测日期”（最近一次中断后重新开始）到输入日期的间隔天数。**BI 表（BI≥5）/ADI 表（ADI&gt;2）超限行**的“监测地点”追加“（第N天）”；**整合表**先按基础监测地点（不含天数）外连接，展示监测地点以“有监测天数的侧”为准——两侧都超限且天数不同取**天数较大**者，仅一侧超限用该侧，均不超限不带天数。</w:t>
+        <w:t>**监测天数**（D63）：监测天数 N 以**距末例天数**为准；若距末例天数&gt;40000 则以**距首例天数**；若距首例天数也&gt;40000 则用该点“最初监测时间”（D71：该点最后的病例报告时间；该点无病例报告时间时退回“最近一次中断后重新开始的监测日期”）到输入日期的间隔天数。**BI 表（BI≥5）/ADI 表（ADI&gt;2）超限行**的“监测地点”追加“（第N天）”；**整合表**先按基础监测地点（不含天数）外连接，展示监测地点以“有监测天数的侧”为准——两侧都超限且天数不同取**天数较大**者，仅一侧超限用该侧，均不超限不带天数。</w:t>
       </w:r>
     </w:p>
     <w:p>
@@ -2919,7 +2959,7 @@
                 <w:rFonts w:ascii="Times New Roman" w:hAnsi="Times New Roman" w:eastAsia="仿宋_GB2312"/>
                 <w:sz w:val="21"/>
               </w:rPr>
-              <w:t>乱码记录（末例&gt;40000 且 首例&gt;40000），在上列基础上新增 `最初监测日期`、`距输入日期天数`；被放弃（间隔&gt;5）的行**浅红**</w:t>
+              <w:t>乱码记录（末例&gt;40000 且 首例&gt;40000），在上列基础上新增 `最初监测日期`（D71：该点最后的病例报告时间）、`距输入日期天数`；被放弃（间隔&gt;5）的行**浅红**</w:t>
             </w:r>
           </w:p>
         </w:tc>

--- a/数据处理规则.docx
+++ b/数据处理规则.docx
@@ -1174,7 +1174,7 @@
                 <w:rFonts w:ascii="Times New Roman" w:hAnsi="Times New Roman" w:eastAsia="仿宋_GB2312"/>
                 <w:sz w:val="21"/>
               </w:rPr>
-              <w:t>距末例天数：≤5 或 &gt;40000 保留（负值、0 视为 ≤5）；其中 &gt;40000 的记录仅保留 距首例天数 ≤5 或 &gt;40000 的；**末例&gt;40000 且 首例&gt;40000（乱码）** 的记录按“该点最后病例报告时间”（D71，见下）判定</w:t>
+              <w:t>距末例天数：≤5 或 &gt;40000 保留（负值、0 视为 ≤5）；其中 &gt;40000 的记录仅保留 距首例天数 ≤5 或 &gt;40000 的；**末例&gt;40000 且 首例&gt;40000（乱码）** 的记录按“该点最后病例报告时间”（D71，见下）判定，该点无任何病例报告时间时退回原方案并予保留（D72）</w:t>
             </w:r>
           </w:p>
         </w:tc>
@@ -1440,7 +1440,7 @@
           <w:b w:val="0"/>
           <w:sz w:val="24"/>
         </w:rPr>
-        <w:t>兜底（该点在输入日期及之前没有任何病例报告时间）：退回原方案——</w:t>
+        <w:t>兜底（该点在输入日期及之前没有任何病例报告时间，**经评审确认退回原方案、仍予保留，D72**）：退回原方案——</w:t>
       </w:r>
     </w:p>
     <w:p>
@@ -1470,7 +1470,7 @@
           <w:b w:val="0"/>
           <w:sz w:val="24"/>
         </w:rPr>
-        <w:t>3. 同样按 ≤5 天纳入、&gt;5 天放弃。</w:t>
+        <w:t>3. 同样按 ≤5 天纳入、&gt;5 天放弃（即**不因缺少病例报告时间而整体排除该点**；多数此类点为仅一条记录的新点，最初监测日期＝输入日期、间隔 0，正常保留）。</w:t>
       </w:r>
     </w:p>
     <w:p>
@@ -2754,7 +2754,7 @@
           <w:b w:val="0"/>
           <w:sz w:val="24"/>
         </w:rPr>
-        <w:t>**监测天数**（D63）：监测天数 N 以**距末例天数**为准；若距末例天数&gt;40000 则以**距首例天数**；若距首例天数也&gt;40000 则用该点“最初监测时间”（D71：该点最后的病例报告时间；该点无病例报告时间时退回“最近一次中断后重新开始的监测日期”）到输入日期的间隔天数。**BI 表（BI≥5）/ADI 表（ADI&gt;2）超限行**的“监测地点”追加“（第N天）”；**整合表**先按基础监测地点（不含天数）外连接，展示监测地点以“有监测天数的侧”为准——两侧都超限且天数不同取**天数较大**者，仅一侧超限用该侧，均不超限不带天数。</w:t>
+        <w:t>**监测天数**（D63）：监测天数 N 以**距末例天数**为准；若距末例天数&gt;40000 则以**距首例天数**；若距首例天数也&gt;40000 则用该点“最初监测时间”（D71：该点最后的病例报告时间；该点无病例报告时间时退回“最近一次中断后重新开始的监测日期”，D72）到输入日期的间隔天数。**BI 表（BI≥5）/ADI 表（ADI&gt;2）超限行**的“监测地点”追加“（第N天）”；**整合表**先按基础监测地点（不含天数）外连接，展示监测地点以“有监测天数的侧”为准——两侧都超限且天数不同取**天数较大**者，仅一侧超限用该侧，均不超限不带天数。</w:t>
       </w:r>
     </w:p>
     <w:p>
@@ -2959,7 +2959,7 @@
                 <w:rFonts w:ascii="Times New Roman" w:hAnsi="Times New Roman" w:eastAsia="仿宋_GB2312"/>
                 <w:sz w:val="21"/>
               </w:rPr>
-              <w:t>乱码记录（末例&gt;40000 且 首例&gt;40000），在上列基础上新增 `最初监测日期`（D71：该点最后的病例报告时间）、`距输入日期天数`；被放弃（间隔&gt;5）的行**浅红**</w:t>
+              <w:t>乱码记录（末例&gt;40000 且 首例&gt;40000），在上列基础上新增 `最初监测日期`（D71：该点最后的病例报告时间；无病例报告时间时退回原方案，D72）、`距输入日期天数`；被放弃（间隔&gt;5）的行**浅红**</w:t>
             </w:r>
           </w:p>
         </w:tc>

--- a/数据处理规则.docx
+++ b/数据处理规则.docx
@@ -1491,6 +1491,16 @@
           <w:sz w:val="24"/>
         </w:rPr>
         <w:t>规则依据：出现新病例后连续 5 天监测、之后每 3–5 天一次、总共至少 22 天；正常记录的纳入判据为“监测日期 − 末例日期 ≤ 5 天”，乱码记录因两列天数不可用，改以该点最后病例报告时间为基准等价判定。</w:t>
+      </w:r>
+    </w:p>
+    <w:p>
+      <w:r>
+        <w:rPr>
+          <w:rFonts w:ascii="Times New Roman" w:hAnsi="Times New Roman" w:eastAsia="仿宋_GB2312"/>
+          <w:b w:val="0"/>
+          <w:sz w:val="24"/>
+        </w:rPr>
+        <w:t>**与官方结果的已知差异（D73，9/24 实测）**：官方对“该行首末例病例报告时间均为空”的乱码行**一律保留**，本程序则按**点级**最后病例报告时间判定（&gt;5 天排除）。9/24 因此比官方少 1 个监测点：湛江麻章区湖光镇月岭村委会（核心区）（该点历史最后病例报告时间 2026-09-05、相距 19 天；官方保留，BI/ADI 均为 0.0）。经评审确认维持本口径，属已知且接受的差异；其余数值与风险清单逐条一致。</w:t>
       </w:r>
     </w:p>
     <w:p>

--- a/数据处理规则.docx
+++ b/数据处理规则.docx
@@ -1174,7 +1174,7 @@
                 <w:rFonts w:ascii="Times New Roman" w:hAnsi="Times New Roman" w:eastAsia="仿宋_GB2312"/>
                 <w:sz w:val="21"/>
               </w:rPr>
-              <w:t>距末例天数：≤5 或 &gt;40000 保留（负值、0 视为 ≤5）；其中 &gt;40000 的记录仅保留 距首例天数 ≤5 或 &gt;40000 的；**末例&gt;40000 且 首例&gt;40000（乱码）** 的记录按“该点最后病例报告时间”（D71，见下）判定，该点无任何病例报告时间时退回原方案并予保留（D72）</w:t>
+              <w:t>距末例天数：≤5 或 &gt;40000 保留（负值、0 视为 ≤5）；其中 &gt;40000 的记录仅保留 距首例天数 ≤5 或 &gt;40000 的；**末例&gt;40000 且 首例&gt;40000（乱码）** 的记录按“该点最后病例报告时间”（D71，见下）判定，该点无任何病例报告时间时退回原方案并予保留（D72）；乱码记录若该点“开头连续 5 天监测 + 之后断续监测至输入日期”且首日距输入日期 &lt; 22 天，则一并排除（D74）</w:t>
             </w:r>
           </w:p>
         </w:tc>
@@ -1189,7 +1189,7 @@
                 <w:rFonts w:ascii="Times New Roman" w:hAnsi="Times New Roman" w:eastAsia="仿宋_GB2312"/>
                 <w:sz w:val="21"/>
               </w:rPr>
-              <w:t>距末例天数不在范围内</w:t>
+              <w:t>距末例天数不在范围内 / 乱码记录连续监测未满22天</w:t>
             </w:r>
           </w:p>
         </w:tc>
@@ -1490,7 +1490,77 @@
           <w:b w:val="0"/>
           <w:sz w:val="24"/>
         </w:rPr>
-        <w:t>规则依据：出现新病例后连续 5 天监测、之后每 3–5 天一次、总共至少 22 天；正常记录的纳入判据为“监测日期 − 末例日期 ≤ 5 天”，乱码记录因两列天数不可用，改以该点最后病例报告时间为基准等价判定。</w:t>
+        <w:t>**追加排除：连续监测未满 22 天（D74）**——对**首例/末例病例报告时间均为空白**且两列天数均 &gt; 40000 的记录，查该点（按 (地市-区/县/市-街道/乡/镇, 社区/村居) 归点）在输入日期及之前的**监测日期序列**（仅计监测指标值不为空的记录）：</w:t>
+      </w:r>
+    </w:p>
+    <w:p>
+      <w:r>
+        <w:rPr>
+          <w:rFonts w:ascii="Times New Roman" w:hAnsi="Times New Roman" w:eastAsia="仿宋_GB2312"/>
+          <w:b w:val="0"/>
+          <w:sz w:val="24"/>
+        </w:rPr>
+        <w:t>1. 若该序列为**开头恰好连续 5 天**（前 5 个监测日相邻差均为 1 天），</w:t>
+      </w:r>
+    </w:p>
+    <w:p>
+      <w:r>
+        <w:rPr>
+          <w:rFonts w:ascii="Times New Roman" w:hAnsi="Times New Roman" w:eastAsia="仿宋_GB2312"/>
+          <w:b w:val="0"/>
+          <w:sz w:val="24"/>
+        </w:rPr>
+        <w:t>2. **之后断续监测**（第 6 个监测日与首日相差 &gt; 5 天，即中间有中断），且一直**延续到输入日期**（序列最后一个日期＝输入日期），</w:t>
+      </w:r>
+    </w:p>
+    <w:p>
+      <w:r>
+        <w:rPr>
+          <w:rFonts w:ascii="Times New Roman" w:hAnsi="Times New Roman" w:eastAsia="仿宋_GB2312"/>
+          <w:b w:val="0"/>
+          <w:sz w:val="24"/>
+        </w:rPr>
+        <w:t>3. 且**连续监测首日到输入日期不足 22 天**，</w:t>
+      </w:r>
+    </w:p>
+    <w:p>
+      <w:r>
+        <w:rPr>
+          <w:rFonts w:ascii="Times New Roman" w:hAnsi="Times New Roman" w:eastAsia="仿宋_GB2312"/>
+          <w:b w:val="0"/>
+          <w:sz w:val="24"/>
+        </w:rPr>
+        <w:t>则**一并排除**该记录（删除原因单列为“乱码记录连续监测未满22天”，乱码处理 sheet 同样浅红）。</w:t>
+      </w:r>
+    </w:p>
+    <w:p>
+      <w:r>
+        <w:rPr>
+          <w:rFonts w:ascii="Times New Roman" w:hAnsi="Times New Roman" w:eastAsia="仿宋_GB2312"/>
+          <w:b w:val="0"/>
+          <w:sz w:val="24"/>
+        </w:rPr>
+        <w:t>不适用：开头连续段**超过 5 天**（如 9/29~10/5 连续 7 天）、连续监测**一直连到输入日期没有中断**（如 10/4~10/8 连续 5 天）、首日距输入日期 ≥ 22 天、以及开头不足 5 天连续的，均按前述 D71/D72 规则处理。</w:t>
+      </w:r>
+    </w:p>
+    <w:p>
+      <w:r>
+        <w:rPr>
+          <w:rFonts w:ascii="Times New Roman" w:hAnsi="Times New Roman" w:eastAsia="仿宋_GB2312"/>
+          <w:b w:val="0"/>
+          <w:sz w:val="24"/>
+        </w:rPr>
+        <w:t>例（2026-10-08 测试）：茂名电白南海街道**坡园新坡村**（核心区）监测日期 10/1~10/5 连续 5 天 → 断 10/6、10/7 → 10/8 再测，首日 10/1 距输入日期 7 天 &lt; 22 → 排除（BI 1.0、ADI 0.5、MOI 1.03 三行）；官方 10/8 两份 Word 同样未收录该点，加入本规则后我方点位、达标数、风险清单与官方完全一致。</w:t>
+      </w:r>
+    </w:p>
+    <w:p>
+      <w:r>
+        <w:rPr>
+          <w:rFonts w:ascii="Times New Roman" w:hAnsi="Times New Roman" w:eastAsia="仿宋_GB2312"/>
+          <w:b w:val="0"/>
+          <w:sz w:val="24"/>
+        </w:rPr>
+        <w:t>规则依据：出现新病例后连续 5 天监测、之后每 3–5 天一次、总共至少 22 天；正常记录的纳入判据为“监测日期 − 末例日期 ≤ 5 天”，乱码记录因两列天数不可用，改以该点最后病例报告时间为基准等价判定；D74 用于剔除“刚开始应急监测、周期未满 22 天”的乱码点。</w:t>
       </w:r>
     </w:p>
     <w:p>
@@ -2969,7 +3039,7 @@
                 <w:rFonts w:ascii="Times New Roman" w:hAnsi="Times New Roman" w:eastAsia="仿宋_GB2312"/>
                 <w:sz w:val="21"/>
               </w:rPr>
-              <w:t>乱码记录（末例&gt;40000 且 首例&gt;40000），在上列基础上新增 `最初监测日期`（D71：该点最后的病例报告时间；无病例报告时间时退回原方案，D72）、`距输入日期天数`；被放弃（间隔&gt;5）的行**浅红**</w:t>
+              <w:t>乱码记录（末例&gt;40000 且 首例&gt;40000），在上列基础上新增 `最初监测日期`（D71：该点最后的病例报告时间；无病例报告时间时退回原方案，D72）、`距输入日期天数`；被放弃（间隔&gt;5，或触发 D74“连续监测未满22天”）的行**浅红**</w:t>
             </w:r>
           </w:p>
         </w:tc>
@@ -3064,7 +3134,7 @@
           <w:b w:val="0"/>
           <w:sz w:val="24"/>
         </w:rPr>
-        <w:t>删除原因清单（按处理顺序取首个命中）：监测时间为空、监测指标值为空、被排除字段过滤、距末例天数不在范围内、防控区类型不符合、行政区划无法解析、监测方法不属于BI/SSI/ADI（不参与计算）、SSI记录与同键BI记录重复、重复数据保留最大值。</w:t>
+        <w:t>删除原因清单（按处理顺序取首个命中）：监测时间为空、监测指标值为空、被排除字段过滤、距末例天数不在范围内、乱码记录连续监测未满22天（D74，紧跟在距末例天数判定之后、仅对乱码记录生效）、防控区类型不符合、行政区划无法解析、监测方法不属于BI/SSI/ADI（不参与计算）、SSI记录与同键BI记录重复、重复数据保留最大值。</w:t>
       </w:r>
     </w:p>
     <w:p>

--- a/数据处理规则.docx
+++ b/数据处理规则.docx
@@ -1870,6 +1870,16 @@
           <w:b w:val="0"/>
           <w:sz w:val="24"/>
         </w:rPr>
+        <w:t>8. **分组键为空的行不参与地址区分（D75）**：`社区/村居`、`防控区类型` 或 `地市-区/县/市-街道/乡/镇` 为空（NaN）的记录没有可用的“点”标识，pandas 会把同一街道下的这些空值行并成一组并按各自不同的地址改名（形如 `nan（某地址）（核心区）`），既不合理、也会在清洗地址时对 NaN 取 `len()` 报错（2026-10-13 中山市东区街道即为此情形）。此类行**保持原监测地点不变**（仍为 `nan（核心区）`，并按 D60 标红供人工核查）；地址清理中的“重复子串剔除”同样只使用非空字符串。</w:t>
+      </w:r>
+    </w:p>
+    <w:p>
+      <w:r>
+        <w:rPr>
+          <w:rFonts w:ascii="Times New Roman" w:hAnsi="Times New Roman" w:eastAsia="仿宋_GB2312"/>
+          <w:b w:val="0"/>
+          <w:sz w:val="24"/>
+        </w:rPr>
         <w:t>---</w:t>
       </w:r>
     </w:p>

--- a/数据处理规则.docx
+++ b/数据处理规则.docx
@@ -1268,7 +1268,7 @@
                 <w:rFonts w:ascii="Times New Roman" w:hAnsi="Times New Roman" w:eastAsia="仿宋_GB2312"/>
                 <w:sz w:val="21"/>
               </w:rPr>
-              <w:t>新增列 监测地点 = `{社区/村居}（{防控区类型}）`</w:t>
+              <w:t>新增列 监测地点 = `{社区/村居}（{防控区类型}）`；**社区/村居 为空时用该行地址兜底**（手填优先、其次地图定位版，按最小地址区分同一套清理规则）作为点名（D76）</w:t>
             </w:r>
           </w:p>
         </w:tc>
@@ -1870,7 +1870,17 @@
           <w:b w:val="0"/>
           <w:sz w:val="24"/>
         </w:rPr>
-        <w:t>8. **分组键为空的行不参与地址区分（D75）**：`社区/村居`、`防控区类型` 或 `地市-区/县/市-街道/乡/镇` 为空（NaN）的记录没有可用的“点”标识，pandas 会把同一街道下的这些空值行并成一组并按各自不同的地址改名（形如 `nan（某地址）（核心区）`），既不合理、也会在清洗地址时对 NaN 取 `len()` 报错（2026-10-13 中山市东区街道即为此情形）。此类行**保持原监测地点不变**（仍为 `nan（核心区）`，并按 D60 标红供人工核查）；地址清理中的“重复子串剔除”同样只使用非空字符串。</w:t>
+        <w:t>8. **社区/村居 为空的监测点命名（D76）**：P8 生成监测地点时若 `社区/村居` 为空，改用该行地址（`监测地址（手填）` 优先、其次 `监测地址（地图定位版）`，并按本节同一套规则清理）作为点名，如 `华鸿水云轩清溪里1401（核心区）`；两者都为空才保留 `nan（{类型}）`。原因：同一街道下多条“社区为空”的记录若都叫 `nan（核心区）`，整合表按 (地市,区县,街道,监测地点) 外连接 BI/ADI 时会**两两相乘**，凭空产生源数据中不存在的 ADI/BI 组合（2026-10-13 中山市东区街道即如此）；地址相同的记录自然合并为同一行，地址不同的各自成行。</w:t>
+      </w:r>
+    </w:p>
+    <w:p>
+      <w:r>
+        <w:rPr>
+          <w:rFonts w:ascii="Times New Roman" w:hAnsi="Times New Roman" w:eastAsia="仿宋_GB2312"/>
+          <w:b w:val="0"/>
+          <w:sz w:val="24"/>
+        </w:rPr>
+        <w:t>9. **分组键为空的行不参与地址区分（D75）**：`社区/村居`、`防控区类型` 或 `地市-区/县/市-街道/乡/镇` 为空（NaN）的记录没有可用的“点”标识，pandas 会把同一街道下的这些空值行并成一组并按各自不同的地址改名（形如 `nan（某地址）（核心区）`），既不合理、也会在清洗地址时对 NaN 取 `len()` 报错（2026-10-13 中山市东区街道即为此情形）。此类行**保持原监测地点不变**（仍为 `nan（核心区）`，并按 D60 标红供人工核查）；地址清理中的“重复子串剔除”同样只使用非空字符串。</w:t>
       </w:r>
     </w:p>
     <w:p>

--- a/数据处理规则.docx
+++ b/数据处理规则.docx
@@ -2844,7 +2844,7 @@
           <w:b w:val="0"/>
           <w:sz w:val="24"/>
         </w:rPr>
-        <w:t>区县按显示口径（去“市/县/区”后缀；东莞/中山“市辖区”显示“-”；**例外：原始区县为“城区”时保留“城区”，不去“区”字**，D68）。</w:t>
+        <w:t>区县按显示口径（去“市/县/区”后缀；东莞/中山“市辖区”显示“-”；**例外：原始区县为“城区”时保留“城区”，不去“区”字**（D68）；**例外：梅州市“梅县区”保留显示为“梅县”，不显示为“梅”**（D77））。</w:t>
       </w:r>
     </w:p>
     <w:p>
